--- a/data/data.docx
+++ b/data/data.docx
@@ -1303,6 +1303,33 @@
         <w:ind w:firstLine="709" w:end="0"/>
         <w:jc w:val="both"/>
         <w:rPr>
+          <w:b w:val="false"/>
+          <w:bCs w:val="false"/>
+          <w:i/>
+          <w:iCs/>
+          <w:sz w:val="28"/>
+          <w:szCs w:val="28"/>
+        </w:rPr>
+      </w:pPr>
+      <w:r>
+        <w:rPr>
+          <w:b w:val="false"/>
+          <w:bCs w:val="false"/>
+          <w:i/>
+          <w:iCs/>
+          <w:sz w:val="28"/>
+          <w:szCs w:val="28"/>
+        </w:rPr>
+        <w:t>Участник Евразийской философской премии 2026</w:t>
+      </w:r>
+    </w:p>
+    <w:p>
+      <w:pPr>
+        <w:pStyle w:val="Normal"/>
+        <w:spacing w:lineRule="auto" w:line="360"/>
+        <w:ind w:firstLine="709" w:end="0"/>
+        <w:jc w:val="both"/>
+        <w:rPr>
           <w:sz w:val="28"/>
           <w:szCs w:val="28"/>
         </w:rPr>
@@ -1382,6 +1409,33 @@
         <w:ind w:firstLine="709" w:end="0"/>
         <w:jc w:val="both"/>
         <w:rPr>
+          <w:b w:val="false"/>
+          <w:bCs w:val="false"/>
+          <w:i/>
+          <w:iCs/>
+          <w:sz w:val="28"/>
+          <w:szCs w:val="28"/>
+        </w:rPr>
+      </w:pPr>
+      <w:r>
+        <w:rPr>
+          <w:b w:val="false"/>
+          <w:bCs w:val="false"/>
+          <w:i/>
+          <w:iCs/>
+          <w:sz w:val="28"/>
+          <w:szCs w:val="28"/>
+        </w:rPr>
+        <w:t>Участник Евразийской философской премии 2026</w:t>
+      </w:r>
+    </w:p>
+    <w:p>
+      <w:pPr>
+        <w:pStyle w:val="Normal"/>
+        <w:spacing w:lineRule="auto" w:line="360"/>
+        <w:ind w:firstLine="709" w:end="0"/>
+        <w:jc w:val="both"/>
+        <w:rPr>
           <w:sz w:val="28"/>
           <w:szCs w:val="28"/>
         </w:rPr>
@@ -1475,6 +1529,33 @@
         <w:spacing w:lineRule="auto" w:line="360"/>
         <w:ind w:firstLine="709" w:end="0"/>
         <w:jc w:val="both"/>
+        <w:rPr>
+          <w:b w:val="false"/>
+          <w:bCs w:val="false"/>
+          <w:i/>
+          <w:iCs/>
+          <w:sz w:val="28"/>
+          <w:szCs w:val="28"/>
+        </w:rPr>
+      </w:pPr>
+      <w:r>
+        <w:rPr>
+          <w:b w:val="false"/>
+          <w:bCs w:val="false"/>
+          <w:i/>
+          <w:iCs/>
+          <w:sz w:val="28"/>
+          <w:szCs w:val="28"/>
+        </w:rPr>
+        <w:t>Участник Евразийской философской премии 2026</w:t>
+      </w:r>
+    </w:p>
+    <w:p>
+      <w:pPr>
+        <w:pStyle w:val="Normal"/>
+        <w:spacing w:lineRule="auto" w:line="360"/>
+        <w:ind w:firstLine="709" w:end="0"/>
+        <w:jc w:val="both"/>
         <w:rPr/>
       </w:pPr>
       <w:r>
@@ -1543,6 +1624,33 @@
           <w:szCs w:val="28"/>
         </w:rPr>
         <w:t>Филиппов Сергей Иванович</w:t>
+      </w:r>
+    </w:p>
+    <w:p>
+      <w:pPr>
+        <w:pStyle w:val="Normal"/>
+        <w:spacing w:lineRule="auto" w:line="360"/>
+        <w:ind w:firstLine="709" w:end="0"/>
+        <w:jc w:val="both"/>
+        <w:rPr>
+          <w:b w:val="false"/>
+          <w:bCs w:val="false"/>
+          <w:i/>
+          <w:iCs/>
+          <w:sz w:val="28"/>
+          <w:szCs w:val="28"/>
+        </w:rPr>
+      </w:pPr>
+      <w:r>
+        <w:rPr>
+          <w:b w:val="false"/>
+          <w:bCs w:val="false"/>
+          <w:i/>
+          <w:iCs/>
+          <w:sz w:val="28"/>
+          <w:szCs w:val="28"/>
+        </w:rPr>
+        <w:t>Участник Евразийской философской премии 2026</w:t>
       </w:r>
     </w:p>
     <w:p>

--- a/data/data.docx
+++ b/data/data.docx
@@ -186,11 +186,7 @@
         <w:spacing w:lineRule="auto" w:line="360"/>
         <w:ind w:firstLine="709" w:end="0"/>
         <w:jc w:val="both"/>
-        <w:rPr>
-          <w:i/>
-          <w:sz w:val="28"/>
-          <w:szCs w:val="28"/>
-        </w:rPr>
+        <w:rPr/>
       </w:pPr>
       <w:r>
         <w:rPr>
@@ -340,19 +336,15 @@
         <w:spacing w:lineRule="auto" w:line="360"/>
         <w:ind w:firstLine="709" w:end="0"/>
         <w:jc w:val="both"/>
-        <w:rPr>
-          <w:i/>
-          <w:sz w:val="28"/>
-          <w:szCs w:val="28"/>
-        </w:rPr>
-      </w:pPr>
-      <w:r>
-        <w:rPr>
-          <w:i/>
-          <w:sz w:val="28"/>
-          <w:szCs w:val="28"/>
-        </w:rPr>
-        <w:t>Заведующий кафедрой истории философии и декан философского факультета НИУ ВШЭ, заведующий сектором современной западной философии Института философии РАН, профессор, д.ф.н.</w:t>
+        <w:rPr/>
+      </w:pPr>
+      <w:r>
+        <w:rPr>
+          <w:i/>
+          <w:sz w:val="28"/>
+          <w:szCs w:val="28"/>
+        </w:rPr>
+        <w:t>Научный руководитель факультета гуманитарных наук НИУ ВШЭ, профессор Школы философии и культурологии, главный научный сотрудник Института гуманитарных историко-теоретических исследований им. А. В. Полетаева (ИГИТИ, структурное подразделение НИУ ВШЭ), профессор, д.ф.н.</w:t>
       </w:r>
     </w:p>
     <w:p>
@@ -475,19 +467,15 @@
         <w:spacing w:lineRule="auto" w:line="360"/>
         <w:ind w:firstLine="709" w:end="0"/>
         <w:jc w:val="both"/>
-        <w:rPr>
-          <w:i/>
-          <w:sz w:val="28"/>
-          <w:szCs w:val="28"/>
-        </w:rPr>
-      </w:pPr>
-      <w:r>
-        <w:rPr>
-          <w:i/>
-          <w:sz w:val="28"/>
-          <w:szCs w:val="28"/>
-        </w:rPr>
-        <w:t>Доцент Башкирского государственного университета, к.ф.н.</w:t>
+        <w:rPr/>
+      </w:pPr>
+      <w:r>
+        <w:rPr>
+          <w:i/>
+          <w:sz w:val="28"/>
+          <w:szCs w:val="28"/>
+        </w:rPr>
+        <w:t>Доцент кафедры философии и культурологии Уфимского университета науки и технологий (УУНиТ), к.ф.н.</w:t>
       </w:r>
     </w:p>
     <w:p>
@@ -595,46 +583,41 @@
         <w:spacing w:lineRule="auto" w:line="360"/>
         <w:ind w:firstLine="709" w:end="0"/>
         <w:jc w:val="both"/>
+        <w:rPr/>
+      </w:pPr>
+      <w:r>
         <w:rPr>
           <w:rFonts w:cs="Times New Roman CYR"/>
           <w:b/>
           <w:sz w:val="28"/>
           <w:szCs w:val="28"/>
         </w:rPr>
-      </w:pPr>
+        <w:t>Федоренко Сергей Владимирович</w:t>
+      </w:r>
+    </w:p>
+    <w:p>
+      <w:pPr>
+        <w:pStyle w:val="Normal"/>
+        <w:spacing w:lineRule="auto" w:line="360"/>
+        <w:ind w:firstLine="709" w:end="0"/>
+        <w:jc w:val="both"/>
+        <w:rPr>
+          <w:i/>
+          <w:sz w:val="28"/>
+          <w:szCs w:val="28"/>
+        </w:rPr>
+      </w:pPr>
+      <w:r>
+        <w:rPr>
+          <w:i/>
+          <w:sz w:val="28"/>
+          <w:szCs w:val="28"/>
+        </w:rPr>
+        <w:t xml:space="preserve">Председатель Совета АСО «Альянс строителей Приморья», </w:t>
+      </w:r>
       <w:r>
         <w:rPr>
           <w:rFonts w:cs="Times New Roman CYR"/>
-          <w:b/>
-          <w:sz w:val="28"/>
-          <w:szCs w:val="28"/>
-        </w:rPr>
-        <w:t>Федоренко Сергей Владимирович</w:t>
-      </w:r>
-    </w:p>
-    <w:p>
-      <w:pPr>
-        <w:pStyle w:val="Normal"/>
-        <w:spacing w:lineRule="auto" w:line="360"/>
-        <w:ind w:firstLine="709" w:end="0"/>
-        <w:jc w:val="both"/>
-        <w:rPr>
-          <w:i/>
-          <w:sz w:val="28"/>
-          <w:szCs w:val="28"/>
-        </w:rPr>
-      </w:pPr>
-      <w:r>
-        <w:rPr>
-          <w:i/>
-          <w:sz w:val="28"/>
-          <w:szCs w:val="28"/>
-        </w:rPr>
-        <w:t xml:space="preserve">Председатель Совета АСО «Альянс строителей Приморья», </w:t>
-      </w:r>
-      <w:r>
-        <w:rPr>
-          <w:rFonts w:cs="Times New Roman CYR"/>
           <w:i/>
           <w:sz w:val="28"/>
           <w:szCs w:val="28"/>
@@ -747,19 +730,15 @@
         <w:spacing w:lineRule="auto" w:line="360"/>
         <w:ind w:firstLine="709" w:end="0"/>
         <w:jc w:val="both"/>
-        <w:rPr>
-          <w:i/>
-          <w:sz w:val="28"/>
-          <w:szCs w:val="28"/>
-        </w:rPr>
-      </w:pPr>
-      <w:r>
-        <w:rPr>
-          <w:i/>
-          <w:sz w:val="28"/>
-          <w:szCs w:val="28"/>
-        </w:rPr>
-        <w:t>Профессор кафедры истории, теории и практики социальных коммуникаций Удмуртского государственный университет, д.ф.н.</w:t>
+        <w:rPr/>
+      </w:pPr>
+      <w:r>
+        <w:rPr>
+          <w:i/>
+          <w:sz w:val="28"/>
+          <w:szCs w:val="28"/>
+        </w:rPr>
+        <w:t>Профессор кафедры истории, теории и практики социальных коммуникаций Удмуртского государственный университет, доцент, д.ф.н.</w:t>
       </w:r>
     </w:p>
     <w:p>
@@ -875,7 +854,7 @@
           <w:sz w:val="28"/>
           <w:szCs w:val="28"/>
         </w:rPr>
-        <w:t>Заведующий кафедрой истории и философии Санкт-Петербургского университета, профессор, к.ф.н.</w:t>
+        <w:t>Заведующий кафедрой истории философии Санкт-Петербургского университета, профессор, доцент, к.ф.н.</w:t>
       </w:r>
     </w:p>
     <w:p>
@@ -991,7 +970,7 @@
           <w:sz w:val="28"/>
           <w:szCs w:val="28"/>
         </w:rPr>
-        <w:t>Вице-президент Российского философского общества, главный научный сотрудник, руководитель Центра философских коммуникаций Института философии РАН, профессор, д.ф.н.</w:t>
+        <w:t>Вице-президент Российского философского общества, главный научный сотрудник и руководитель Центра философских коммуникаций Института философии РАН, профессор, д.ф.н.</w:t>
       </w:r>
     </w:p>
     <w:p>
@@ -1084,7 +1063,7 @@
           <w:sz w:val="28"/>
           <w:szCs w:val="28"/>
         </w:rPr>
-        <w:t>Заведующая кафедрой философии образования философского факультета МГУ, к.ф.н.</w:t>
+        <w:t>Заведующая кафедрой философии образования философского факультета МГУ, доцент, к.ф.н.</w:t>
       </w:r>
     </w:p>
     <w:p>
@@ -1292,6 +1271,31 @@
         <w:ind w:firstLine="709" w:end="0"/>
         <w:jc w:val="both"/>
         <w:rPr>
+          <w:bCs/>
+          <w:i/>
+          <w:iCs/>
+          <w:sz w:val="28"/>
+          <w:szCs w:val="28"/>
+        </w:rPr>
+      </w:pPr>
+      <w:r>
+        <w:rPr>
+          <w:bCs/>
+          <w:i/>
+          <w:iCs/>
+          <w:sz w:val="28"/>
+          <w:szCs w:val="28"/>
+        </w:rPr>
+        <w:t>Научный сотрудник Института философии и права Сибирского отделения РАН (ИФПР СО РАН), к.ф.н.</w:t>
+      </w:r>
+    </w:p>
+    <w:p>
+      <w:pPr>
+        <w:pStyle w:val="Normal"/>
+        <w:spacing w:lineRule="auto" w:line="360"/>
+        <w:ind w:firstLine="709" w:end="0"/>
+        <w:jc w:val="both"/>
+        <w:rPr>
           <w:sz w:val="28"/>
           <w:szCs w:val="28"/>
         </w:rPr>
@@ -1371,6 +1375,31 @@
         <w:ind w:firstLine="709" w:end="0"/>
         <w:jc w:val="both"/>
         <w:rPr>
+          <w:bCs/>
+          <w:i/>
+          <w:iCs/>
+          <w:sz w:val="28"/>
+          <w:szCs w:val="28"/>
+        </w:rPr>
+      </w:pPr>
+      <w:r>
+        <w:rPr>
+          <w:bCs/>
+          <w:i/>
+          <w:iCs/>
+          <w:sz w:val="28"/>
+          <w:szCs w:val="28"/>
+        </w:rPr>
+        <w:t>Профессор кафедры философии Государственного Университета Управления (г. Москва), д.ф.н.</w:t>
+      </w:r>
+    </w:p>
+    <w:p>
+      <w:pPr>
+        <w:pStyle w:val="Normal"/>
+        <w:spacing w:lineRule="auto" w:line="360"/>
+        <w:ind w:firstLine="709" w:end="0"/>
+        <w:jc w:val="both"/>
+        <w:rPr>
           <w:sz w:val="28"/>
           <w:szCs w:val="28"/>
         </w:rPr>
@@ -1464,6 +1493,31 @@
         <w:spacing w:lineRule="auto" w:line="360"/>
         <w:ind w:firstLine="709" w:end="0"/>
         <w:jc w:val="both"/>
+        <w:rPr>
+          <w:bCs/>
+          <w:i/>
+          <w:iCs/>
+          <w:sz w:val="28"/>
+          <w:szCs w:val="28"/>
+        </w:rPr>
+      </w:pPr>
+      <w:r>
+        <w:rPr>
+          <w:bCs/>
+          <w:i/>
+          <w:iCs/>
+          <w:sz w:val="28"/>
+          <w:szCs w:val="28"/>
+        </w:rPr>
+        <w:t>Доцент кафедры истории, философии и социологии Казанского государственного медицинского университета, к.ф.н.</w:t>
+      </w:r>
+    </w:p>
+    <w:p>
+      <w:pPr>
+        <w:pStyle w:val="Normal"/>
+        <w:spacing w:lineRule="auto" w:line="360"/>
+        <w:ind w:firstLine="709" w:end="0"/>
+        <w:jc w:val="both"/>
         <w:rPr/>
       </w:pPr>
       <w:r>
@@ -1519,11 +1573,7 @@
         <w:spacing w:lineRule="auto" w:line="360"/>
         <w:ind w:firstLine="709" w:end="0"/>
         <w:jc w:val="both"/>
-        <w:rPr>
-          <w:b/>
-          <w:sz w:val="28"/>
-          <w:szCs w:val="28"/>
-        </w:rPr>
+        <w:rPr/>
       </w:pPr>
       <w:r>
         <w:rPr>
@@ -1533,6 +1583,35 @@
         </w:rPr>
         <w:t>Филиппов Сергей Иванович</w:t>
       </w:r>
+      <w:r>
+        <w:rPr/>
+        <w:t xml:space="preserve"> </w:t>
+      </w:r>
+    </w:p>
+    <w:p>
+      <w:pPr>
+        <w:pStyle w:val="Normal"/>
+        <w:spacing w:lineRule="auto" w:line="360"/>
+        <w:ind w:firstLine="709" w:end="0"/>
+        <w:jc w:val="both"/>
+        <w:rPr>
+          <w:bCs/>
+          <w:i/>
+          <w:iCs/>
+          <w:sz w:val="28"/>
+          <w:szCs w:val="28"/>
+        </w:rPr>
+      </w:pPr>
+      <w:r>
+        <w:rPr>
+          <w:bCs/>
+          <w:i/>
+          <w:iCs/>
+          <w:sz w:val="28"/>
+          <w:szCs w:val="28"/>
+        </w:rPr>
+        <w:t>Заместитель директора по общим вопросам Гуманитарного института и заведующий кафедрой романо-германской филологии Новосибирского национального исследовательского государственного университета (НГУ), доцент, к.ф.н.</w:t>
+      </w:r>
     </w:p>
     <w:p>
       <w:pPr>
@@ -1595,11 +1674,7 @@
         <w:spacing w:lineRule="auto" w:line="360"/>
         <w:ind w:firstLine="709" w:end="0"/>
         <w:jc w:val="both"/>
-        <w:rPr>
-          <w:b/>
-          <w:sz w:val="28"/>
-          <w:szCs w:val="28"/>
-        </w:rPr>
+        <w:rPr/>
       </w:pPr>
       <w:r>
         <w:rPr>
@@ -1845,7 +1920,7 @@
           <w:sz w:val="28"/>
           <w:szCs w:val="28"/>
         </w:rPr>
-        <w:t>Доцент Института философии СПбГУ, к.ф.н.</w:t>
+        <w:t>Доцент кафедры социальной философии и философии истории Института философии СПбГУ, к.ф.н.</w:t>
       </w:r>
     </w:p>
     <w:p>
@@ -2107,19 +2182,16 @@
           <w:sz w:val="28"/>
           <w:szCs w:val="28"/>
         </w:rPr>
-        <w:t>Заместитель декана по науке факультета политологии Государственного университета гуманитарных наук, к.п.н.</w:t>
-      </w:r>
-    </w:p>
-    <w:p>
-      <w:pPr>
-        <w:pStyle w:val="Normal"/>
-        <w:spacing w:lineRule="auto" w:line="360"/>
-        <w:ind w:firstLine="709" w:end="0"/>
-        <w:jc w:val="both"/>
-        <w:rPr>
-          <w:sz w:val="28"/>
-          <w:szCs w:val="28"/>
-        </w:rPr>
+        <w:t>Заместитель декана по науке факультета политологии Государственного академического университета гуманитарных наук (ГАУГН), к.п.н.</w:t>
+      </w:r>
+    </w:p>
+    <w:p>
+      <w:pPr>
+        <w:pStyle w:val="Normal"/>
+        <w:spacing w:lineRule="auto" w:line="360"/>
+        <w:ind w:firstLine="709" w:end="0"/>
+        <w:jc w:val="both"/>
+        <w:rPr/>
       </w:pPr>
       <w:r>
         <w:rPr>
@@ -2215,30 +2287,27 @@
         <w:ind w:firstLine="709" w:end="0"/>
         <w:jc w:val="both"/>
         <w:rPr>
-          <w:i/>
-          <w:sz w:val="28"/>
-          <w:szCs w:val="28"/>
-        </w:rPr>
-      </w:pPr>
-      <w:r>
-        <w:rPr>
-          <w:i/>
-          <w:sz w:val="28"/>
-          <w:szCs w:val="28"/>
-        </w:rPr>
-        <w:t xml:space="preserve">Аспирант Государственного университета гуманитарных наук </w:t>
-      </w:r>
-    </w:p>
-    <w:p>
-      <w:pPr>
-        <w:pStyle w:val="Normal"/>
-        <w:spacing w:lineRule="auto" w:line="360"/>
-        <w:ind w:firstLine="709" w:end="0"/>
-        <w:jc w:val="both"/>
-        <w:rPr>
-          <w:sz w:val="28"/>
-          <w:szCs w:val="28"/>
-        </w:rPr>
+          <w:b/>
+          <w:sz w:val="28"/>
+          <w:szCs w:val="28"/>
+        </w:rPr>
+      </w:pPr>
+      <w:r>
+        <w:rPr>
+          <w:i/>
+          <w:sz w:val="28"/>
+          <w:szCs w:val="28"/>
+        </w:rPr>
+        <w:t>Аспирант Государственного академического университета гуманитарных наук (ГАУГН)</w:t>
+      </w:r>
+    </w:p>
+    <w:p>
+      <w:pPr>
+        <w:pStyle w:val="Normal"/>
+        <w:spacing w:lineRule="auto" w:line="360"/>
+        <w:ind w:firstLine="709" w:end="0"/>
+        <w:jc w:val="both"/>
+        <w:rPr/>
       </w:pPr>
       <w:r>
         <w:rPr>
@@ -2354,10 +2423,7 @@
         <w:spacing w:lineRule="auto" w:line="360"/>
         <w:ind w:firstLine="709" w:end="0"/>
         <w:jc w:val="both"/>
-        <w:rPr>
-          <w:sz w:val="28"/>
-          <w:szCs w:val="28"/>
-        </w:rPr>
+        <w:rPr/>
       </w:pPr>
       <w:r>
         <w:rPr>
@@ -2452,11 +2518,7 @@
         <w:spacing w:lineRule="auto" w:line="360"/>
         <w:ind w:firstLine="709" w:end="0"/>
         <w:jc w:val="both"/>
-        <w:rPr>
-          <w:i/>
-          <w:sz w:val="28"/>
-          <w:szCs w:val="28"/>
-        </w:rPr>
+        <w:rPr/>
       </w:pPr>
       <w:r>
         <w:rPr>
@@ -2547,11 +2609,7 @@
         <w:spacing w:lineRule="auto" w:line="360"/>
         <w:ind w:firstLine="709" w:end="0"/>
         <w:jc w:val="both"/>
-        <w:rPr>
-          <w:b/>
-          <w:sz w:val="28"/>
-          <w:szCs w:val="28"/>
-        </w:rPr>
+        <w:rPr/>
       </w:pPr>
       <w:r>
         <w:rPr>
@@ -2589,10 +2647,7 @@
         <w:spacing w:lineRule="auto" w:line="360"/>
         <w:ind w:firstLine="709" w:end="0"/>
         <w:jc w:val="both"/>
-        <w:rPr>
-          <w:sz w:val="28"/>
-          <w:szCs w:val="28"/>
-        </w:rPr>
+        <w:rPr/>
       </w:pPr>
       <w:r>
         <w:rPr>
@@ -2608,10 +2663,7 @@
         <w:spacing w:lineRule="auto" w:line="360"/>
         <w:ind w:firstLine="709" w:end="0"/>
         <w:jc w:val="both"/>
-        <w:rPr>
-          <w:sz w:val="28"/>
-          <w:szCs w:val="28"/>
-        </w:rPr>
+        <w:rPr/>
       </w:pPr>
       <w:r>
         <w:rPr>
@@ -2706,11 +2758,7 @@
         <w:spacing w:lineRule="auto" w:line="360"/>
         <w:ind w:firstLine="709" w:end="0"/>
         <w:jc w:val="both"/>
-        <w:rPr>
-          <w:i/>
-          <w:sz w:val="28"/>
-          <w:szCs w:val="28"/>
-        </w:rPr>
+        <w:rPr/>
       </w:pPr>
       <w:r>
         <w:rPr>
@@ -2822,11 +2870,7 @@
         <w:spacing w:lineRule="auto" w:line="360"/>
         <w:ind w:firstLine="709" w:end="0"/>
         <w:jc w:val="both"/>
-        <w:rPr>
-          <w:i/>
-          <w:sz w:val="28"/>
-          <w:szCs w:val="28"/>
-        </w:rPr>
+        <w:rPr/>
       </w:pPr>
       <w:r>
         <w:rPr>
@@ -3336,11 +3380,7 @@
         <w:spacing w:lineRule="auto" w:line="360"/>
         <w:ind w:firstLine="709" w:end="0"/>
         <w:jc w:val="both"/>
-        <w:rPr>
-          <w:i/>
-          <w:sz w:val="28"/>
-          <w:szCs w:val="28"/>
-        </w:rPr>
+        <w:rPr/>
       </w:pPr>
       <w:r>
         <w:rPr>
@@ -3449,11 +3489,7 @@
         <w:spacing w:lineRule="auto" w:line="360"/>
         <w:ind w:firstLine="709" w:end="0"/>
         <w:jc w:val="both"/>
-        <w:rPr>
-          <w:i/>
-          <w:sz w:val="28"/>
-          <w:szCs w:val="28"/>
-        </w:rPr>
+        <w:rPr/>
       </w:pPr>
       <w:r>
         <w:rPr>
@@ -3486,10 +3522,7 @@
         <w:spacing w:lineRule="auto" w:line="360"/>
         <w:ind w:firstLine="709" w:end="0"/>
         <w:jc w:val="both"/>
-        <w:rPr>
-          <w:sz w:val="28"/>
-          <w:szCs w:val="28"/>
-        </w:rPr>
+        <w:rPr/>
       </w:pPr>
       <w:r>
         <w:rPr>
@@ -4086,7 +4119,7 @@
           <w:sz w:val="28"/>
           <w:szCs w:val="28"/>
         </w:rPr>
-        <w:t>Доцент кафедры истории зарубежной философии МГУ, к.ф.н., главный редактор журнала «Финиковый компот».</w:t>
+        <w:t>Доцент кафедры истории зарубежной философии философского факультета МГУ, к.ф.н., главный редактор журнала «Финиковый компот».</w:t>
       </w:r>
     </w:p>
     <w:p>
@@ -4431,11 +4464,7 @@
         <w:spacing w:lineRule="auto" w:line="360"/>
         <w:ind w:firstLine="709" w:end="0"/>
         <w:jc w:val="both"/>
-        <w:rPr>
-          <w:b/>
-          <w:sz w:val="28"/>
-          <w:szCs w:val="28"/>
-        </w:rPr>
+        <w:rPr/>
       </w:pPr>
       <w:r>
         <w:rPr>
@@ -4501,10 +4530,7 @@
         <w:spacing w:lineRule="auto" w:line="360"/>
         <w:ind w:firstLine="709" w:end="0"/>
         <w:jc w:val="both"/>
-        <w:rPr>
-          <w:sz w:val="28"/>
-          <w:szCs w:val="28"/>
-        </w:rPr>
+        <w:rPr/>
       </w:pPr>
       <w:r>
         <w:rPr>
@@ -4520,10 +4546,7 @@
         <w:spacing w:lineRule="auto" w:line="360"/>
         <w:ind w:firstLine="709" w:end="0"/>
         <w:jc w:val="both"/>
-        <w:rPr>
-          <w:sz w:val="28"/>
-          <w:szCs w:val="28"/>
-        </w:rPr>
+        <w:rPr/>
       </w:pPr>
       <w:r>
         <w:rPr>
@@ -4667,10 +4690,7 @@
         <w:spacing w:lineRule="auto" w:line="360"/>
         <w:ind w:firstLine="709" w:end="0"/>
         <w:jc w:val="both"/>
-        <w:rPr>
-          <w:sz w:val="28"/>
-          <w:szCs w:val="28"/>
-        </w:rPr>
+        <w:rPr/>
       </w:pPr>
       <w:r>
         <w:rPr>
@@ -4833,31 +4853,24 @@
         <w:spacing w:lineRule="auto" w:line="360"/>
         <w:ind w:firstLine="709" w:end="0"/>
         <w:jc w:val="both"/>
-        <w:rPr>
-          <w:i/>
-          <w:sz w:val="28"/>
-          <w:szCs w:val="28"/>
-        </w:rPr>
-      </w:pPr>
-      <w:r>
-        <w:rPr>
-          <w:i/>
-          <w:sz w:val="28"/>
-          <w:szCs w:val="28"/>
-        </w:rPr>
-        <w:t xml:space="preserve">Директор Калмыцкого института социально-экономических и правовых исследований (г. Элиста), д.ф.н. </w:t>
-      </w:r>
-    </w:p>
-    <w:p>
-      <w:pPr>
-        <w:pStyle w:val="Normal"/>
-        <w:spacing w:lineRule="auto" w:line="360"/>
-        <w:ind w:firstLine="709" w:end="0"/>
-        <w:jc w:val="both"/>
-        <w:rPr>
-          <w:sz w:val="28"/>
-          <w:szCs w:val="28"/>
-        </w:rPr>
+        <w:rPr/>
+      </w:pPr>
+      <w:r>
+        <w:rPr>
+          <w:i/>
+          <w:sz w:val="28"/>
+          <w:szCs w:val="28"/>
+        </w:rPr>
+        <w:t xml:space="preserve">Генеральный директор компании ООО «Представительство Вэньчжоуской Международной Товарно-Экспедиционной Компании "Циюнь"», д.ф.н. </w:t>
+      </w:r>
+    </w:p>
+    <w:p>
+      <w:pPr>
+        <w:pStyle w:val="Normal"/>
+        <w:spacing w:lineRule="auto" w:line="360"/>
+        <w:ind w:firstLine="709" w:end="0"/>
+        <w:jc w:val="both"/>
+        <w:rPr/>
       </w:pPr>
       <w:r>
         <w:rPr>
@@ -4873,10 +4886,7 @@
         <w:spacing w:lineRule="auto" w:line="360"/>
         <w:ind w:firstLine="709" w:end="0"/>
         <w:jc w:val="both"/>
-        <w:rPr>
-          <w:sz w:val="28"/>
-          <w:szCs w:val="28"/>
-        </w:rPr>
+        <w:rPr/>
       </w:pPr>
       <w:r>
         <w:rPr>
@@ -4994,11 +5004,7 @@
         <w:spacing w:lineRule="auto" w:line="360"/>
         <w:ind w:firstLine="709" w:end="0"/>
         <w:jc w:val="both"/>
-        <w:rPr>
-          <w:i/>
-          <w:sz w:val="28"/>
-          <w:szCs w:val="28"/>
-        </w:rPr>
+        <w:rPr/>
       </w:pPr>
       <w:r>
         <w:rPr>
@@ -5031,10 +5037,7 @@
         <w:spacing w:lineRule="auto" w:line="360"/>
         <w:ind w:firstLine="709" w:end="0"/>
         <w:jc w:val="both"/>
-        <w:rPr>
-          <w:sz w:val="28"/>
-          <w:szCs w:val="28"/>
-        </w:rPr>
+        <w:rPr/>
       </w:pPr>
       <w:r>
         <w:rPr>
@@ -5129,19 +5132,15 @@
         <w:spacing w:lineRule="auto" w:line="360"/>
         <w:ind w:firstLine="709" w:end="0"/>
         <w:jc w:val="both"/>
-        <w:rPr>
-          <w:i/>
-          <w:sz w:val="28"/>
-          <w:szCs w:val="28"/>
-        </w:rPr>
-      </w:pPr>
-      <w:r>
-        <w:rPr>
-          <w:i/>
-          <w:sz w:val="28"/>
-          <w:szCs w:val="28"/>
-        </w:rPr>
-        <w:t>Профессор кафедры истории отечественной философии Российского государственного гуманитарного университета, д.ф.н.</w:t>
+        <w:rPr/>
+      </w:pPr>
+      <w:r>
+        <w:rPr>
+          <w:i/>
+          <w:sz w:val="28"/>
+          <w:szCs w:val="28"/>
+        </w:rPr>
+        <w:t>Заведующий кафедрой истории отечественной философии Российского государственного гуманитарного университета, профессор, д.ф.н.</w:t>
       </w:r>
     </w:p>
     <w:p>
@@ -5238,7 +5237,7 @@
           <w:sz w:val="28"/>
           <w:szCs w:val="28"/>
         </w:rPr>
-        <w:t>Елена Владимировна Сердюкова</w:t>
+        <w:t xml:space="preserve">Сердюкова Елена Владимировна </w:t>
       </w:r>
     </w:p>
     <w:p>

--- a/data/data.docx
+++ b/data/data.docx
@@ -105,49 +105,7 @@
           <w:sz w:val="28"/>
           <w:szCs w:val="28"/>
         </w:rPr>
-        <w:t>Вопрос о культурном коде России – это вопрос об универсальности русской культуры, а это настоящая загадка, которую пытались разгадать и Пушкин, и Достоевский, рассуждавший о «всечеловечности» русского народа, и Блок, заявлявший в «Скифах» «нам внятно всё – и острый галльский смысл, и сумрачный германский гений», но в то же время: «да, скифы мы», то есть мы – еще и Восток. Россия действительно способна слушать сложную полифоническую музыку разных народов, культур, философий, традиций. Способна говорить со всеми на всех языках, включая языки искусства, архитектуры, музыки, балета – универсальные языки, понятные всем во всем мире. Находить общие смыслы, ценности. И в конфликтных ситуациях – находить компромиссы в духе win-win, когда в выигрыше оказываются все стороны. И сейчас, в сложной мировой ситуации, когда каждый тянет одеяло на себя, Россия остается той единственной страной, которая стремится к международной солидарности, к универсальности, к мировой гармонии. Причина такой универсальности Росси</w:t>
-      </w:r>
-      <w:r>
-        <w:rPr>
-          <w:sz w:val="28"/>
-          <w:szCs w:val="28"/>
-        </w:rPr>
-        <w:t>и</w:t>
-      </w:r>
-      <w:r>
-        <w:rPr>
-          <w:sz w:val="28"/>
-          <w:szCs w:val="28"/>
-        </w:rPr>
-        <w:t xml:space="preserve"> состоит в том,  что она  есть цивилизация с многотысячелетней историей. Современные данные лингвистики , археологии, этнографии, палеогенетики убедительно доказывают , что во ll тысячелетии до нашей эры на территории Евразии существовала высокоразвитая цивилизация, которая в результате экспансии в Китай,  Индию, Иран , на Ближний Восток, на Балканы ив Грецию, в Европу  и создала те уникальные различные цивилизации, которые мы знаем в истории. Россия - наследница этой матричной и луковичной цивилизации, не просто одна из цивилизаций, а «цивилизация цивилизаций» по отношению к которым выступает  как «все понимающая мать» и как «долгосрочный инвестор».  Нам не нужно изображать собственный философский язык нашей цивилизации так как все имеющиеся цивилизационные языки, все наследие всех культур, будь то греки, будь то китайцы, будь то индусы, будь то авраамические религии или европейская философия - все это наши  «бастарды», наши языки и наша философия. Не мы ученики Запада или Востока, а они наше семя. В этом разгадка и нашей всечеловечности и универсальности и всех наших военных побед в истории. Сын не победит отца, а древний культурный код, который мы унаследовали никуда не делся. Он сильнее всех «прогрессов» и « технических революций», он живет в языке и микро-практиках, которые создавались десятки тысяч лет до той истории, которую мы помним. </w:t>
-      </w:r>
-      <w:r>
-        <w:rPr>
-          <w:sz w:val="28"/>
-          <w:szCs w:val="28"/>
-        </w:rPr>
-        <w:t>З</w:t>
-      </w:r>
-      <w:r>
-        <w:rPr>
-          <w:sz w:val="28"/>
-          <w:szCs w:val="28"/>
-        </w:rPr>
-        <w:t>адача современн</w:t>
-      </w:r>
-      <w:r>
-        <w:rPr>
-          <w:sz w:val="28"/>
-          <w:szCs w:val="28"/>
-        </w:rPr>
-        <w:t>о</w:t>
-      </w:r>
-      <w:r>
-        <w:rPr>
-          <w:sz w:val="28"/>
-          <w:szCs w:val="28"/>
-        </w:rPr>
-        <w:t>й философии — рефлексировать и эксплицировать эти древние тысячелетние победные коды, языки и микро-практики.</w:t>
+        <w:t>Вопрос о культурном коде России – это вопрос об универсальности русской культуры, а это настоящая загадка, которую пытались разгадать и Пушкин, и Достоевский, рассуждавший о «всечеловечности» русского народа, и Блок, заявлявший в «Скифах» «нам внятно всё – и острый галльский смысл, и сумрачный германский гений», но в то же время: «да, скифы мы», то есть мы – еще и Восток. Россия действительно способна слушать сложную полифоническую музыку разных народов, культур, философий, традиций. Способна говорить со всеми на всех языках, включая языки искусства, архитектуры, музыки, балета – универсальные языки, понятные всем во всем мире. Находить общие смыслы, ценности. И в конфликтных ситуациях – находить компромиссы в духе win-win, когда в выигрыше оказываются все стороны. И сейчас, в сложной мировой ситуации, когда каждый тянет одеяло на себя, Россия остается той единственной страной, которая стремится к международной солидарности, к универсальности, к мировой гармонии. Причина такой универсальности России состоит в том,  что она  есть цивилизация с многотысячелетней историей. Современные данные лингвистики , археологии, этнографии, палеогенетики убедительно доказывают , что во ll тысячелетии до нашей эры на территории Евразии существовала высокоразвитая цивилизация, которая в результате экспансии в Китай,  Индию, Иран , на Ближний Восток, на Балканы ив Грецию, в Европу  и создала те уникальные различные цивилизации, которые мы знаем в истории. Россия - наследница этой матричной и луковичной цивилизации, не просто одна из цивилизаций, а «цивилизация цивилизаций» по отношению к которым выступает  как «все понимающая мать» и как «долгосрочный инвестор».  Нам не нужно изображать собственный философский язык нашей цивилизации так как все имеющиеся цивилизационные языки, все наследие всех культур, будь то греки, будь то китайцы, будь то индусы, будь то авраамические религии или европейская философия - все это наши  «бастарды», наши языки и наша философия. Не мы ученики Запада или Востока, а они наше семя. В этом разгадка и нашей всечеловечности и универсальности и всех наших военных побед в истории. Сын не победит отца, а древний культурный код, который мы унаследовали никуда не делся. Он сильнее всех «прогрессов» и « технических революций», он живет в языке и микро-практиках, которые создавались десятки тысяч лет до той истории, которую мы помним. Задача современной философии — рефлексировать и эксплицировать эти древние тысячелетние победные коды, языки и микро-практики.</w:t>
       </w:r>
     </w:p>
     <w:p>
@@ -5259,8 +5217,8 @@
           <w:szCs w:val="28"/>
         </w:rPr>
       </w:pPr>
-      <w:bookmarkStart w:id="0" w:name="OLE_LINK1"/>
-      <w:bookmarkStart w:id="1" w:name="OLE_LINK2"/>
+      <w:bookmarkStart w:id="0" w:name="OLE_LINK2"/>
+      <w:bookmarkStart w:id="1" w:name="OLE_LINK1"/>
       <w:r>
         <w:rPr>
           <w:b/>

--- a/data/data.docx
+++ b/data/data.docx
@@ -204,7 +204,6 @@
       </w:pPr>
       <w:r>
         <w:rPr>
-          <w:i/>
           <w:sz w:val="28"/>
           <w:szCs w:val="28"/>
         </w:rPr>
@@ -2437,7 +2436,21 @@
           <w:sz w:val="28"/>
           <w:szCs w:val="28"/>
         </w:rPr>
-        <w:t xml:space="preserve">Я не большой сторонник термин «код», потому что нахожу его слишком биологизаторским. Дескать, у нас это в крови, и мы можем расслабиться и ничего не делать – все равно этот код будет передаваться, как передается некий вирус или генетическое заболевание. Для того чтобы что-то передавалось, необходима огромная систематическая работа. Необходима воля и желание быть русскими. И если эта воля и пассионарность, выражаясь словами Льва Гумилева, есть, то есть и воспроизведение традиции. </w:t>
+        <w:t>Я не большой сторонник термин</w:t>
+      </w:r>
+      <w:r>
+        <w:rPr>
+          <w:sz w:val="28"/>
+          <w:szCs w:val="28"/>
+        </w:rPr>
+        <w:t>а</w:t>
+      </w:r>
+      <w:r>
+        <w:rPr>
+          <w:sz w:val="28"/>
+          <w:szCs w:val="28"/>
+        </w:rPr>
+        <w:t xml:space="preserve"> «код», потому что нахожу его слишком биологизаторским. Дескать, у нас это в крови, и мы можем расслабиться и ничего не делать – все равно этот код будет передаваться, как передается некий вирус или генетическое заболевание. Для того чтобы что-то передавалось, необходима огромная систематическая работа. Необходима воля и желание быть русскими. И если эта воля и пассионарность, выражаясь словами Льва Гумилева, есть, то есть и воспроизведение традиции. </w:t>
       </w:r>
     </w:p>
     <w:p>
@@ -4105,7 +4118,15 @@
           <w:sz w:val="28"/>
           <w:szCs w:val="28"/>
         </w:rPr>
-        <w:t xml:space="preserve">Художник, писатель, участник арт-группы «Синие носы» </w:t>
+        <w:t>х</w:t>
+      </w:r>
+      <w:r>
+        <w:rPr>
+          <w:i/>
+          <w:sz w:val="28"/>
+          <w:szCs w:val="28"/>
+        </w:rPr>
+        <w:t xml:space="preserve">удожник, писатель, участник арт-группы «Синие носы» </w:t>
       </w:r>
     </w:p>
     <w:p>
@@ -4892,8 +4913,8 @@
           <w:szCs w:val="28"/>
         </w:rPr>
       </w:pPr>
-      <w:bookmarkStart w:id="3" w:name="OLE_LINK2"/>
-      <w:bookmarkStart w:id="4" w:name="OLE_LINK1"/>
+      <w:bookmarkStart w:id="3" w:name="OLE_LINK1"/>
+      <w:bookmarkStart w:id="4" w:name="OLE_LINK2"/>
       <w:r>
         <w:rPr>
           <w:b/>
@@ -5024,14 +5045,18 @@
     <w:qFormat/>
     <w:pPr>
       <w:widowControl/>
+      <w:suppressAutoHyphens w:val="true"/>
       <w:bidi w:val="0"/>
+      <w:spacing w:before="0" w:after="0"/>
+      <w:jc w:val="start"/>
     </w:pPr>
     <w:rPr>
       <w:rFonts w:ascii="Times New Roman" w:hAnsi="Times New Roman" w:eastAsia="Times New Roman" w:cs="Times New Roman"/>
       <w:color w:val="auto"/>
+      <w:kern w:val="0"/>
       <w:sz w:val="24"/>
       <w:szCs w:val="24"/>
-      <w:lang w:bidi="ar-SA" w:val="ru-RU" w:eastAsia="zh-CN"/>
+      <w:lang w:val="ru-RU" w:eastAsia="zh-CN" w:bidi="ar-SA"/>
     </w:rPr>
   </w:style>
   <w:style w:type="character" w:styleId="Style14">
